--- a/HW_W11.docx
+++ b/HW_W11.docx
@@ -9,7 +9,7 @@
         <w:tblLook w:val="04A0" w:firstRow="1" w:lastRow="0" w:firstColumn="1" w:lastColumn="0" w:noHBand="0" w:noVBand="1"/>
       </w:tblPr>
       <w:tblGrid>
-        <w:gridCol w:w="9224"/>
+        <w:gridCol w:w="9016"/>
       </w:tblGrid>
       <w:tr>
         <w:tc>
@@ -382,28 +382,26 @@
           <w:sz w:val="24"/>
           <w:szCs w:val="24"/>
         </w:rPr>
-        <w:t xml:space="preserve"> 일주일 동안 (음성 통화 시간을 제외하고) 스마트기기(스마트폰/스마트패드/스마트TV)의 하루 평균 </w:t>
-      </w:r>
-      <w:proofErr w:type="spellStart"/>
-      <w:r>
-        <w:rPr>
-          <w:rFonts w:ascii="휴먼명조" w:eastAsia="휴먼명조"/>
+        <w:t xml:space="preserve"> 일주일 동안 (음성 통화 시간을 제외</w:t>
+      </w:r>
+      <w:r>
+        <w:rPr>
+          <w:rFonts w:ascii="휴먼명조" w:eastAsia="휴먼명조" w:hint="eastAsia"/>
           <w:b/>
           <w:sz w:val="24"/>
           <w:szCs w:val="24"/>
         </w:rPr>
-        <w:t>이용시간</w:t>
-      </w:r>
-      <w:r>
-        <w:rPr>
-          <w:rFonts w:ascii="휴먼명조" w:eastAsia="휴먼명조" w:hint="eastAsia"/>
+        <w:t>한</w:t>
+      </w:r>
+      <w:r>
+        <w:rPr>
+          <w:rFonts w:ascii="휴먼명조" w:eastAsia="휴먼명조"/>
           <w:b/>
           <w:sz w:val="24"/>
           <w:szCs w:val="24"/>
         </w:rPr>
-        <w:t>을</w:t>
-      </w:r>
-      <w:proofErr w:type="spellEnd"/>
+        <w:t>) 스마트폰</w:t>
+      </w:r>
       <w:r>
         <w:rPr>
           <w:rFonts w:ascii="휴먼명조" w:eastAsia="휴먼명조" w:hint="eastAsia"/>
@@ -411,9 +409,8 @@
           <w:sz w:val="24"/>
           <w:szCs w:val="24"/>
         </w:rPr>
-        <w:t xml:space="preserve"> </w:t>
-      </w:r>
-      <w:proofErr w:type="spellStart"/>
+        <w:t xml:space="preserve"> 이용시간</w:t>
+      </w:r>
       <w:r>
         <w:rPr>
           <w:rFonts w:ascii="휴먼명조" w:eastAsia="휴먼명조" w:hint="eastAsia"/>
@@ -421,17 +418,16 @@
           <w:sz w:val="24"/>
           <w:szCs w:val="24"/>
         </w:rPr>
-        <w:t>선택하시오</w:t>
-      </w:r>
-      <w:proofErr w:type="spellEnd"/>
-      <w:r>
-        <w:rPr>
-          <w:rFonts w:ascii="휴먼명조" w:eastAsia="휴먼명조"/>
+        <w:t xml:space="preserve">을 </w:t>
+      </w:r>
+      <w:r>
+        <w:rPr>
+          <w:rFonts w:ascii="휴먼명조" w:eastAsia="휴먼명조" w:hint="eastAsia"/>
           <w:b/>
           <w:sz w:val="24"/>
           <w:szCs w:val="24"/>
         </w:rPr>
-        <w:t>.</w:t>
+        <w:t>분석하고자 한다.</w:t>
       </w:r>
     </w:p>
     <w:p>
@@ -496,102 +492,144 @@
           <w:b/>
           <w:sz w:val="22"/>
         </w:rPr>
-        <w:t xml:space="preserve"> 설명하기 위하여 </w:t>
-      </w:r>
-      <w:r>
-        <w:rPr>
-          <w:rFonts w:ascii="휴먼명조" w:eastAsia="휴먼명조" w:hint="eastAsia"/>
-          <w:b/>
-          <w:sz w:val="22"/>
-        </w:rPr>
-        <w:t>연령</w:t>
-      </w:r>
-      <w:r>
-        <w:rPr>
-          <w:rFonts w:ascii="휴먼명조" w:eastAsia="휴먼명조"/>
-          <w:b/>
-          <w:sz w:val="22"/>
-        </w:rPr>
-        <w:t>, 성별, 소득, 직업, 1인가구 여부</w:t>
-      </w:r>
-      <w:r>
-        <w:rPr>
-          <w:rFonts w:ascii="휴먼명조" w:eastAsia="휴먼명조" w:hint="eastAsia"/>
-          <w:b/>
-          <w:sz w:val="22"/>
-        </w:rPr>
-        <w:t>를 독립변수로 고려하고 있다</w:t>
-      </w:r>
-      <w:r>
-        <w:rPr>
-          <w:rFonts w:ascii="휴먼명조" w:eastAsia="휴먼명조"/>
-          <w:b/>
-          <w:sz w:val="22"/>
-        </w:rPr>
-        <w:t xml:space="preserve">. </w:t>
-      </w:r>
-      <w:r>
-        <w:rPr>
-          <w:rFonts w:ascii="휴먼명조" w:eastAsia="휴먼명조" w:hint="eastAsia"/>
-          <w:b/>
-          <w:sz w:val="22"/>
-        </w:rPr>
-        <w:t xml:space="preserve">이를 위해 적절히 </w:t>
-      </w:r>
-      <w:r>
-        <w:rPr>
-          <w:rFonts w:ascii="휴먼명조" w:eastAsia="휴먼명조"/>
-          <w:b/>
-          <w:sz w:val="22"/>
-        </w:rPr>
-        <w:t xml:space="preserve">회귀분석을 수행하고 </w:t>
-      </w:r>
-      <w:r>
-        <w:rPr>
-          <w:rFonts w:ascii="휴먼명조" w:eastAsia="휴먼명조" w:hint="eastAsia"/>
-          <w:b/>
-          <w:sz w:val="22"/>
-        </w:rPr>
-        <w:t xml:space="preserve">그 결과를 </w:t>
-      </w:r>
-      <w:proofErr w:type="spellStart"/>
-      <w:r>
-        <w:rPr>
-          <w:rFonts w:ascii="휴먼명조" w:eastAsia="휴먼명조"/>
-          <w:b/>
-          <w:sz w:val="22"/>
-        </w:rPr>
-        <w:t>해석하시오</w:t>
-      </w:r>
-      <w:proofErr w:type="spellEnd"/>
-      <w:r>
-        <w:rPr>
-          <w:rFonts w:ascii="휴먼명조" w:eastAsia="휴먼명조"/>
-          <w:b/>
-          <w:sz w:val="22"/>
-        </w:rPr>
-        <w:t>.</w:t>
-      </w:r>
-      <w:r>
-        <w:rPr>
-          <w:rFonts w:ascii="휴먼명조" w:eastAsia="휴먼명조"/>
-          <w:b/>
-          <w:sz w:val="22"/>
-        </w:rPr>
-        <w:t xml:space="preserve"> (</w:t>
-      </w:r>
-      <w:r>
-        <w:rPr>
-          <w:rFonts w:ascii="휴먼명조" w:eastAsia="휴먼명조"/>
-          <w:b/>
-          <w:sz w:val="22"/>
-        </w:rPr>
-        <w:t>5</w:t>
+        <w:t xml:space="preserve"> 설명하</w:t>
       </w:r>
       <w:bookmarkStart w:id="0" w:name="_GoBack"/>
       <w:bookmarkEnd w:id="0"/>
       <w:r>
         <w:rPr>
+          <w:rFonts w:ascii="휴먼명조" w:eastAsia="휴먼명조" w:hint="eastAsia"/>
+          <w:b/>
+          <w:sz w:val="22"/>
+        </w:rPr>
+        <w:t xml:space="preserve">기 위하여 </w:t>
+      </w:r>
+      <w:r>
+        <w:rPr>
+          <w:rFonts w:ascii="휴먼명조" w:eastAsia="휴먼명조" w:hint="eastAsia"/>
+          <w:b/>
+          <w:sz w:val="22"/>
+        </w:rPr>
+        <w:t>연령</w:t>
+      </w:r>
+      <w:r>
+        <w:rPr>
+          <w:rFonts w:ascii="휴먼명조" w:eastAsia="휴먼명조"/>
+          <w:b/>
+          <w:sz w:val="22"/>
+        </w:rPr>
+        <w:t>, 성별, 소득, 직업, 1인가구 여부</w:t>
+      </w:r>
+      <w:r>
+        <w:rPr>
+          <w:rFonts w:ascii="휴먼명조" w:eastAsia="휴먼명조" w:hint="eastAsia"/>
+          <w:b/>
+          <w:sz w:val="22"/>
+        </w:rPr>
+        <w:t>를 독립변수로 고려하고 있다</w:t>
+      </w:r>
+      <w:r>
+        <w:rPr>
+          <w:rFonts w:ascii="휴먼명조" w:eastAsia="휴먼명조"/>
+          <w:b/>
+          <w:sz w:val="22"/>
+        </w:rPr>
+        <w:t xml:space="preserve">. </w:t>
+      </w:r>
+      <w:r>
+        <w:rPr>
+          <w:rFonts w:ascii="휴먼명조" w:eastAsia="휴먼명조" w:hint="eastAsia"/>
+          <w:b/>
+          <w:sz w:val="22"/>
+        </w:rPr>
+        <w:t xml:space="preserve">이를 위해 적절히 </w:t>
+      </w:r>
+      <w:r>
+        <w:rPr>
+          <w:rFonts w:ascii="휴먼명조" w:eastAsia="휴먼명조"/>
+          <w:b/>
+          <w:sz w:val="22"/>
+        </w:rPr>
+        <w:t xml:space="preserve">회귀분석을 수행하고 </w:t>
+      </w:r>
+      <w:r>
+        <w:rPr>
+          <w:rFonts w:ascii="휴먼명조" w:eastAsia="휴먼명조" w:hint="eastAsia"/>
+          <w:b/>
+          <w:sz w:val="22"/>
+        </w:rPr>
+        <w:t xml:space="preserve">그 결과를 </w:t>
+      </w:r>
+      <w:proofErr w:type="spellStart"/>
+      <w:r>
+        <w:rPr>
+          <w:rFonts w:ascii="휴먼명조" w:eastAsia="휴먼명조"/>
+          <w:b/>
+          <w:sz w:val="22"/>
+        </w:rPr>
+        <w:t>해석하시오</w:t>
+      </w:r>
+      <w:proofErr w:type="spellEnd"/>
+      <w:r>
+        <w:rPr>
+          <w:rFonts w:ascii="휴먼명조" w:eastAsia="휴먼명조"/>
+          <w:b/>
+          <w:sz w:val="22"/>
+        </w:rPr>
+        <w:t>.</w:t>
+      </w:r>
+      <w:r>
+        <w:rPr>
+          <w:rFonts w:ascii="휴먼명조" w:eastAsia="휴먼명조"/>
+          <w:b/>
+          <w:sz w:val="22"/>
+        </w:rPr>
+        <w:t xml:space="preserve"> </w:t>
+      </w:r>
+      <w:r>
+        <w:rPr>
+          <w:rFonts w:ascii="휴먼명조" w:eastAsia="휴먼명조" w:hint="eastAsia"/>
+          <w:b/>
+          <w:sz w:val="22"/>
+        </w:rPr>
+        <w:t xml:space="preserve">단 연령과 소득은 연속변수를 </w:t>
+      </w:r>
+      <w:proofErr w:type="spellStart"/>
+      <w:r>
+        <w:rPr>
+          <w:rFonts w:ascii="휴먼명조" w:eastAsia="휴먼명조" w:hint="eastAsia"/>
+          <w:b/>
+          <w:sz w:val="22"/>
+        </w:rPr>
+        <w:t>사용하시오</w:t>
+      </w:r>
+      <w:proofErr w:type="spellEnd"/>
+      <w:r>
+        <w:rPr>
+          <w:rFonts w:ascii="휴먼명조" w:eastAsia="휴먼명조" w:hint="eastAsia"/>
+          <w:b/>
+          <w:sz w:val="22"/>
+        </w:rPr>
+        <w:t>.</w:t>
+      </w:r>
+      <w:r>
+        <w:rPr>
+          <w:rFonts w:ascii="휴먼명조" w:eastAsia="휴먼명조"/>
+          <w:b/>
+          <w:sz w:val="22"/>
+        </w:rPr>
+        <w:t xml:space="preserve"> (</w:t>
+      </w:r>
+      <w:r>
+        <w:rPr>
+          <w:rFonts w:ascii="휴먼명조" w:eastAsia="휴먼명조"/>
+          <w:b/>
+          <w:sz w:val="22"/>
+        </w:rPr>
+        <w:t>5</w:t>
+      </w:r>
+      <w:r>
+        <w:rPr>
           <w:rFonts w:ascii="휴먼명조" w:eastAsia="휴먼명조"/>
           <w:b/>
           <w:sz w:val="22"/>
@@ -685,7 +723,7 @@
           <w:b/>
           <w:sz w:val="22"/>
         </w:rPr>
-        <w:t xml:space="preserve">오히려 성별에 따라 표본을 둘로 나누어 다시 회귀분석을 </w:t>
+        <w:t xml:space="preserve">성별에 따라 표본을 둘로 나누어 다시 회귀분석을 </w:t>
       </w:r>
       <w:proofErr w:type="spellStart"/>
       <w:r>
